--- a/Project Proposal.docx
+++ b/Project Proposal.docx
@@ -94,21 +94,9 @@
           <w:ilvl w:val="0"/>
           <w:numId w:val="1"/>
         </w:numPr>
-        <w:rPr>
-          <w:color w:val="C45911" w:themeColor="accent2" w:themeShade="BF"/>
-        </w:rPr>
-      </w:pPr>
-      <w:r>
-        <w:rPr>
-          <w:color w:val="C45911" w:themeColor="accent2" w:themeShade="BF"/>
-        </w:rPr>
-        <w:t>Feasibility Analysis</w:t>
-      </w:r>
-      <w:r>
-        <w:rPr>
-          <w:color w:val="C45911" w:themeColor="accent2" w:themeShade="BF"/>
-        </w:rPr>
-        <w:t xml:space="preserve"> (Optional)</w:t>
+      </w:pPr>
+      <w:r>
+        <w:t>Business Requirement Analysis</w:t>
       </w:r>
     </w:p>
     <w:p>
@@ -118,45 +106,45 @@
           <w:ilvl w:val="1"/>
           <w:numId w:val="1"/>
         </w:numPr>
-        <w:rPr>
-          <w:color w:val="C45911" w:themeColor="accent2" w:themeShade="BF"/>
-        </w:rPr>
-      </w:pPr>
-      <w:r>
-        <w:rPr>
-          <w:color w:val="C45911" w:themeColor="accent2" w:themeShade="BF"/>
-        </w:rPr>
-        <w:t>Technical, Economic</w:t>
-      </w:r>
-      <w:r>
-        <w:rPr>
-          <w:color w:val="C45911" w:themeColor="accent2" w:themeShade="BF"/>
-        </w:rPr>
-        <w:t xml:space="preserve"> and</w:t>
-      </w:r>
-      <w:r>
-        <w:rPr>
-          <w:color w:val="C45911" w:themeColor="accent2" w:themeShade="BF"/>
-        </w:rPr>
-        <w:t xml:space="preserve"> Operational </w:t>
-      </w:r>
-      <w:r>
-        <w:rPr>
-          <w:color w:val="C45911" w:themeColor="accent2" w:themeShade="BF"/>
-        </w:rPr>
-        <w:t xml:space="preserve">Feasibilities </w:t>
-      </w:r>
-      <w:r>
-        <w:rPr>
-          <w:color w:val="C45911" w:themeColor="accent2" w:themeShade="BF"/>
-        </w:rPr>
-        <w:t>and Schedule</w:t>
-      </w:r>
-      <w:r>
-        <w:rPr>
-          <w:color w:val="C45911" w:themeColor="accent2" w:themeShade="BF"/>
-        </w:rPr>
-        <w:t>s</w:t>
+      </w:pPr>
+      <w:r>
+        <w:t>Information Gathering</w:t>
+      </w:r>
+    </w:p>
+    <w:p>
+      <w:pPr>
+        <w:pStyle w:val="ListParagraph"/>
+        <w:numPr>
+          <w:ilvl w:val="2"/>
+          <w:numId w:val="1"/>
+        </w:numPr>
+      </w:pPr>
+      <w:r>
+        <w:t>Identify how the current system works</w:t>
+      </w:r>
+    </w:p>
+    <w:p>
+      <w:pPr>
+        <w:pStyle w:val="ListParagraph"/>
+        <w:numPr>
+          <w:ilvl w:val="2"/>
+          <w:numId w:val="1"/>
+        </w:numPr>
+      </w:pPr>
+      <w:r>
+        <w:t>Identify inefficiencies of the current system</w:t>
+      </w:r>
+    </w:p>
+    <w:p>
+      <w:pPr>
+        <w:pStyle w:val="ListParagraph"/>
+        <w:numPr>
+          <w:ilvl w:val="2"/>
+          <w:numId w:val="1"/>
+        </w:numPr>
+      </w:pPr>
+      <w:r>
+        <w:t xml:space="preserve">Identify scopes of improvement for the future system </w:t>
       </w:r>
     </w:p>
     <w:p>
@@ -166,33 +154,99 @@
           <w:ilvl w:val="1"/>
           <w:numId w:val="1"/>
         </w:numPr>
-        <w:rPr>
-          <w:color w:val="C45911" w:themeColor="accent2" w:themeShade="BF"/>
-        </w:rPr>
-      </w:pPr>
-      <w:r>
-        <w:rPr>
-          <w:color w:val="C45911" w:themeColor="accent2" w:themeShade="BF"/>
-        </w:rPr>
-        <w:t>Cost-Benefit Analys</w:t>
-      </w:r>
-      <w:r>
-        <w:rPr>
-          <w:color w:val="C45911" w:themeColor="accent2" w:themeShade="BF"/>
-        </w:rPr>
-        <w:t>e</w:t>
-      </w:r>
-      <w:r>
-        <w:rPr>
-          <w:color w:val="C45911" w:themeColor="accent2" w:themeShade="BF"/>
-        </w:rPr>
-        <w:t>s, GANTT chart</w:t>
-      </w:r>
-      <w:r>
-        <w:rPr>
-          <w:color w:val="C45911" w:themeColor="accent2" w:themeShade="BF"/>
-        </w:rPr>
-        <w:t>s</w:t>
+      </w:pPr>
+      <w:r>
+        <w:t>Specification of</w:t>
+      </w:r>
+      <w:r>
+        <w:t xml:space="preserve"> goals and objectives</w:t>
+      </w:r>
+      <w:r>
+        <w:t xml:space="preserve"> (</w:t>
+      </w:r>
+      <w:r>
+        <w:t xml:space="preserve">“We need </w:t>
+      </w:r>
+      <w:r>
+        <w:t>Monthly Reports on Occupancy of Different Categories of Rooms in a Hotel</w:t>
+      </w:r>
+      <w:r>
+        <w:t>”</w:t>
+      </w:r>
+      <w:r>
+        <w:t>)</w:t>
+      </w:r>
+    </w:p>
+    <w:p>
+      <w:pPr>
+        <w:pStyle w:val="ListParagraph"/>
+        <w:numPr>
+          <w:ilvl w:val="1"/>
+          <w:numId w:val="1"/>
+        </w:numPr>
+      </w:pPr>
+      <w:r>
+        <w:t xml:space="preserve">Specification of </w:t>
+      </w:r>
+      <w:r>
+        <w:t xml:space="preserve">Detailed </w:t>
+      </w:r>
+      <w:r>
+        <w:t>Business Processes</w:t>
+      </w:r>
+    </w:p>
+    <w:p>
+      <w:pPr>
+        <w:pStyle w:val="ListParagraph"/>
+        <w:numPr>
+          <w:ilvl w:val="2"/>
+          <w:numId w:val="1"/>
+        </w:numPr>
+      </w:pPr>
+      <w:r>
+        <w:t>Functionality Grouping</w:t>
+      </w:r>
+    </w:p>
+    <w:p>
+      <w:pPr>
+        <w:pStyle w:val="ListParagraph"/>
+        <w:numPr>
+          <w:ilvl w:val="2"/>
+          <w:numId w:val="1"/>
+        </w:numPr>
+      </w:pPr>
+      <w:r>
+        <w:t>Stakeholder Identification</w:t>
+      </w:r>
+    </w:p>
+    <w:p>
+      <w:pPr>
+        <w:pStyle w:val="ListParagraph"/>
+        <w:numPr>
+          <w:ilvl w:val="2"/>
+          <w:numId w:val="1"/>
+        </w:numPr>
+      </w:pPr>
+      <w:r>
+        <w:t>Scope Definition</w:t>
+      </w:r>
+      <w:r>
+        <w:t xml:space="preserve"> (Defines boundaries of the project: what is included and excluded)</w:t>
+      </w:r>
+    </w:p>
+    <w:p>
+      <w:pPr>
+        <w:pStyle w:val="ListParagraph"/>
+        <w:numPr>
+          <w:ilvl w:val="1"/>
+          <w:numId w:val="1"/>
+        </w:numPr>
+      </w:pPr>
+      <w:r>
+        <w:t>Business</w:t>
+      </w:r>
+      <w:r>
+        <w:t xml:space="preserve"> Requirements Validation</w:t>
       </w:r>
     </w:p>
     <w:p>
@@ -204,7 +258,7 @@
         </w:numPr>
       </w:pPr>
       <w:r>
-        <w:t>Business Requirement Analysis</w:t>
+        <w:t>Software Requirements Specification</w:t>
       </w:r>
     </w:p>
     <w:p>
@@ -216,43 +270,61 @@
         </w:numPr>
       </w:pPr>
       <w:r>
-        <w:t>Information Gathering</w:t>
-      </w:r>
-    </w:p>
-    <w:p>
-      <w:pPr>
-        <w:pStyle w:val="ListParagraph"/>
-        <w:numPr>
-          <w:ilvl w:val="2"/>
-          <w:numId w:val="1"/>
-        </w:numPr>
-      </w:pPr>
-      <w:r>
-        <w:t>Identify how the current system works</w:t>
-      </w:r>
-    </w:p>
-    <w:p>
-      <w:pPr>
-        <w:pStyle w:val="ListParagraph"/>
-        <w:numPr>
-          <w:ilvl w:val="2"/>
-          <w:numId w:val="1"/>
-        </w:numPr>
-      </w:pPr>
-      <w:r>
-        <w:t>Identify inefficiencies of the current system</w:t>
-      </w:r>
-    </w:p>
-    <w:p>
-      <w:pPr>
-        <w:pStyle w:val="ListParagraph"/>
-        <w:numPr>
-          <w:ilvl w:val="2"/>
-          <w:numId w:val="1"/>
-        </w:numPr>
-      </w:pPr>
-      <w:r>
-        <w:t xml:space="preserve">Identify scopes of improvement for the future system </w:t>
+        <w:t>Define functional requirements (</w:t>
+      </w:r>
+      <w:r>
+        <w:t>what the system should do to fulfill business requirements</w:t>
+      </w:r>
+      <w:r>
+        <w:t>)</w:t>
+      </w:r>
+    </w:p>
+    <w:p>
+      <w:pPr>
+        <w:pStyle w:val="ListParagraph"/>
+        <w:numPr>
+          <w:ilvl w:val="2"/>
+          <w:numId w:val="1"/>
+        </w:numPr>
+      </w:pPr>
+      <w:r>
+        <w:t>User Interactions and Inputs</w:t>
+      </w:r>
+    </w:p>
+    <w:p>
+      <w:pPr>
+        <w:pStyle w:val="ListParagraph"/>
+        <w:numPr>
+          <w:ilvl w:val="2"/>
+          <w:numId w:val="1"/>
+        </w:numPr>
+      </w:pPr>
+      <w:r>
+        <w:t>Business Logic and Processing Rules</w:t>
+      </w:r>
+    </w:p>
+    <w:p>
+      <w:pPr>
+        <w:pStyle w:val="ListParagraph"/>
+        <w:numPr>
+          <w:ilvl w:val="2"/>
+          <w:numId w:val="1"/>
+        </w:numPr>
+      </w:pPr>
+      <w:r>
+        <w:t>Data Management and Storage</w:t>
+      </w:r>
+    </w:p>
+    <w:p>
+      <w:pPr>
+        <w:pStyle w:val="ListParagraph"/>
+        <w:numPr>
+          <w:ilvl w:val="2"/>
+          <w:numId w:val="1"/>
+        </w:numPr>
+      </w:pPr>
+      <w:r>
+        <w:t>System Outputs and Reports</w:t>
       </w:r>
     </w:p>
     <w:p>
@@ -264,25 +336,55 @@
         </w:numPr>
       </w:pPr>
       <w:r>
-        <w:t>Specification of</w:t>
-      </w:r>
-      <w:r>
-        <w:t xml:space="preserve"> goals and objectives</w:t>
-      </w:r>
-      <w:r>
-        <w:t xml:space="preserve"> (</w:t>
-      </w:r>
-      <w:r>
-        <w:t xml:space="preserve">“We need </w:t>
-      </w:r>
-      <w:r>
-        <w:t>Monthly Reports on Occupancy of Different Categories of Rooms in a Hotel</w:t>
-      </w:r>
-      <w:r>
-        <w:t>”</w:t>
-      </w:r>
-      <w:r>
-        <w:t>)</w:t>
+        <w:t>Define non-functional requirements</w:t>
+      </w:r>
+    </w:p>
+    <w:p>
+      <w:pPr>
+        <w:pStyle w:val="ListParagraph"/>
+        <w:numPr>
+          <w:ilvl w:val="2"/>
+          <w:numId w:val="1"/>
+        </w:numPr>
+      </w:pPr>
+      <w:r>
+        <w:t>Performance and Scalability</w:t>
+      </w:r>
+    </w:p>
+    <w:p>
+      <w:pPr>
+        <w:pStyle w:val="ListParagraph"/>
+        <w:numPr>
+          <w:ilvl w:val="2"/>
+          <w:numId w:val="1"/>
+        </w:numPr>
+      </w:pPr>
+      <w:r>
+        <w:t>Availability and Reliability</w:t>
+      </w:r>
+    </w:p>
+    <w:p>
+      <w:pPr>
+        <w:pStyle w:val="ListParagraph"/>
+        <w:numPr>
+          <w:ilvl w:val="2"/>
+          <w:numId w:val="1"/>
+        </w:numPr>
+      </w:pPr>
+      <w:r>
+        <w:t>Security and Privacy</w:t>
+      </w:r>
+    </w:p>
+    <w:p>
+      <w:pPr>
+        <w:pStyle w:val="ListParagraph"/>
+        <w:numPr>
+          <w:ilvl w:val="2"/>
+          <w:numId w:val="1"/>
+        </w:numPr>
+      </w:pPr>
+      <w:r>
+        <w:t>Usability and Accessibility</w:t>
       </w:r>
     </w:p>
     <w:p>
@@ -294,216 +396,6 @@
         </w:numPr>
       </w:pPr>
       <w:r>
-        <w:t xml:space="preserve">Specification of </w:t>
-      </w:r>
-      <w:r>
-        <w:t xml:space="preserve">Detailed </w:t>
-      </w:r>
-      <w:r>
-        <w:t>Business Processes</w:t>
-      </w:r>
-    </w:p>
-    <w:p>
-      <w:pPr>
-        <w:pStyle w:val="ListParagraph"/>
-        <w:numPr>
-          <w:ilvl w:val="2"/>
-          <w:numId w:val="1"/>
-        </w:numPr>
-      </w:pPr>
-      <w:r>
-        <w:t>Functionality Grouping</w:t>
-      </w:r>
-    </w:p>
-    <w:p>
-      <w:pPr>
-        <w:pStyle w:val="ListParagraph"/>
-        <w:numPr>
-          <w:ilvl w:val="2"/>
-          <w:numId w:val="1"/>
-        </w:numPr>
-      </w:pPr>
-      <w:r>
-        <w:t>Stakeholder Identification</w:t>
-      </w:r>
-    </w:p>
-    <w:p>
-      <w:pPr>
-        <w:pStyle w:val="ListParagraph"/>
-        <w:numPr>
-          <w:ilvl w:val="2"/>
-          <w:numId w:val="1"/>
-        </w:numPr>
-      </w:pPr>
-      <w:r>
-        <w:t>Scope Definition</w:t>
-      </w:r>
-      <w:r>
-        <w:t xml:space="preserve"> (Defines boundaries of the project: what is included and excluded)</w:t>
-      </w:r>
-    </w:p>
-    <w:p>
-      <w:pPr>
-        <w:pStyle w:val="ListParagraph"/>
-        <w:numPr>
-          <w:ilvl w:val="1"/>
-          <w:numId w:val="1"/>
-        </w:numPr>
-      </w:pPr>
-      <w:r>
-        <w:t>Business</w:t>
-      </w:r>
-      <w:r>
-        <w:t xml:space="preserve"> Requirements Validation</w:t>
-      </w:r>
-    </w:p>
-    <w:p>
-      <w:pPr>
-        <w:pStyle w:val="ListParagraph"/>
-        <w:numPr>
-          <w:ilvl w:val="0"/>
-          <w:numId w:val="1"/>
-        </w:numPr>
-      </w:pPr>
-      <w:r>
-        <w:t>Software Requirements Specification</w:t>
-      </w:r>
-    </w:p>
-    <w:p>
-      <w:pPr>
-        <w:pStyle w:val="ListParagraph"/>
-        <w:numPr>
-          <w:ilvl w:val="1"/>
-          <w:numId w:val="1"/>
-        </w:numPr>
-      </w:pPr>
-      <w:r>
-        <w:t>Define functional requirements (</w:t>
-      </w:r>
-      <w:r>
-        <w:t>what the system should do to fulfill business requirements</w:t>
-      </w:r>
-      <w:r>
-        <w:t>)</w:t>
-      </w:r>
-    </w:p>
-    <w:p>
-      <w:pPr>
-        <w:pStyle w:val="ListParagraph"/>
-        <w:numPr>
-          <w:ilvl w:val="2"/>
-          <w:numId w:val="1"/>
-        </w:numPr>
-      </w:pPr>
-      <w:r>
-        <w:t>User Interactions and Inputs</w:t>
-      </w:r>
-    </w:p>
-    <w:p>
-      <w:pPr>
-        <w:pStyle w:val="ListParagraph"/>
-        <w:numPr>
-          <w:ilvl w:val="2"/>
-          <w:numId w:val="1"/>
-        </w:numPr>
-      </w:pPr>
-      <w:r>
-        <w:t>Business Logic and Processing Rules</w:t>
-      </w:r>
-    </w:p>
-    <w:p>
-      <w:pPr>
-        <w:pStyle w:val="ListParagraph"/>
-        <w:numPr>
-          <w:ilvl w:val="2"/>
-          <w:numId w:val="1"/>
-        </w:numPr>
-      </w:pPr>
-      <w:r>
-        <w:t>Data Management and Storage</w:t>
-      </w:r>
-    </w:p>
-    <w:p>
-      <w:pPr>
-        <w:pStyle w:val="ListParagraph"/>
-        <w:numPr>
-          <w:ilvl w:val="2"/>
-          <w:numId w:val="1"/>
-        </w:numPr>
-      </w:pPr>
-      <w:r>
-        <w:t>System Outputs and Reports</w:t>
-      </w:r>
-    </w:p>
-    <w:p>
-      <w:pPr>
-        <w:pStyle w:val="ListParagraph"/>
-        <w:numPr>
-          <w:ilvl w:val="1"/>
-          <w:numId w:val="1"/>
-        </w:numPr>
-      </w:pPr>
-      <w:r>
-        <w:t>Define non-functional requirements</w:t>
-      </w:r>
-    </w:p>
-    <w:p>
-      <w:pPr>
-        <w:pStyle w:val="ListParagraph"/>
-        <w:numPr>
-          <w:ilvl w:val="2"/>
-          <w:numId w:val="1"/>
-        </w:numPr>
-      </w:pPr>
-      <w:r>
-        <w:t>Performance and Scalability</w:t>
-      </w:r>
-    </w:p>
-    <w:p>
-      <w:pPr>
-        <w:pStyle w:val="ListParagraph"/>
-        <w:numPr>
-          <w:ilvl w:val="2"/>
-          <w:numId w:val="1"/>
-        </w:numPr>
-      </w:pPr>
-      <w:r>
-        <w:t>Availability and Reliability</w:t>
-      </w:r>
-    </w:p>
-    <w:p>
-      <w:pPr>
-        <w:pStyle w:val="ListParagraph"/>
-        <w:numPr>
-          <w:ilvl w:val="2"/>
-          <w:numId w:val="1"/>
-        </w:numPr>
-      </w:pPr>
-      <w:r>
-        <w:t>Security and Privacy</w:t>
-      </w:r>
-    </w:p>
-    <w:p>
-      <w:pPr>
-        <w:pStyle w:val="ListParagraph"/>
-        <w:numPr>
-          <w:ilvl w:val="2"/>
-          <w:numId w:val="1"/>
-        </w:numPr>
-      </w:pPr>
-      <w:r>
-        <w:t>Usability and Accessibility</w:t>
-      </w:r>
-    </w:p>
-    <w:p>
-      <w:pPr>
-        <w:pStyle w:val="ListParagraph"/>
-        <w:numPr>
-          <w:ilvl w:val="1"/>
-          <w:numId w:val="1"/>
-        </w:numPr>
-      </w:pPr>
-      <w:r>
         <w:t xml:space="preserve">Define </w:t>
       </w:r>
       <w:r>
@@ -561,43 +453,43 @@
         </w:numPr>
       </w:pPr>
       <w:r>
+        <w:t>Activity diagrams</w:t>
+      </w:r>
+    </w:p>
+    <w:p>
+      <w:pPr>
+        <w:pStyle w:val="ListParagraph"/>
+        <w:numPr>
+          <w:ilvl w:val="2"/>
+          <w:numId w:val="1"/>
+        </w:numPr>
+      </w:pPr>
+      <w:r>
+        <w:t>ER diagrams</w:t>
+      </w:r>
+    </w:p>
+    <w:p>
+      <w:pPr>
+        <w:pStyle w:val="ListParagraph"/>
+        <w:numPr>
+          <w:ilvl w:val="2"/>
+          <w:numId w:val="1"/>
+        </w:numPr>
+      </w:pPr>
+      <w:r>
+        <w:t>Schema diagrams</w:t>
+      </w:r>
+    </w:p>
+    <w:p>
+      <w:pPr>
+        <w:pStyle w:val="ListParagraph"/>
+        <w:numPr>
+          <w:ilvl w:val="2"/>
+          <w:numId w:val="1"/>
+        </w:numPr>
+      </w:pPr>
+      <w:r>
         <w:lastRenderedPageBreak/>
-        <w:t>Activity diagrams</w:t>
-      </w:r>
-    </w:p>
-    <w:p>
-      <w:pPr>
-        <w:pStyle w:val="ListParagraph"/>
-        <w:numPr>
-          <w:ilvl w:val="2"/>
-          <w:numId w:val="1"/>
-        </w:numPr>
-      </w:pPr>
-      <w:r>
-        <w:t>ER diagrams</w:t>
-      </w:r>
-    </w:p>
-    <w:p>
-      <w:pPr>
-        <w:pStyle w:val="ListParagraph"/>
-        <w:numPr>
-          <w:ilvl w:val="2"/>
-          <w:numId w:val="1"/>
-        </w:numPr>
-      </w:pPr>
-      <w:r>
-        <w:t>Schema diagrams</w:t>
-      </w:r>
-    </w:p>
-    <w:p>
-      <w:pPr>
-        <w:pStyle w:val="ListParagraph"/>
-        <w:numPr>
-          <w:ilvl w:val="2"/>
-          <w:numId w:val="1"/>
-        </w:numPr>
-      </w:pPr>
-      <w:r>
         <w:t>Data flow diagrams</w:t>
       </w:r>
     </w:p>
